--- a/Roadie_Ranger_User_Guide.docx
+++ b/Roadie_Ranger_User_Guide.docx
@@ -687,12 +687,6 @@
         <w:gridCol w:w="9360"/>
       </w:tblGrid>
       <w:tr>
-        <w:tblPrEx>
-          <w:tblCellMar>
-            <w:top w:w="0" w:type="dxa"/>
-            <w:bottom w:w="0" w:type="dxa"/>
-          </w:tblCellMar>
-        </w:tblPrEx>
         <w:trPr>
           <w:cantSplit/>
         </w:trPr>
@@ -1105,12 +1099,6 @@
         <w:gridCol w:w="9360"/>
       </w:tblGrid>
       <w:tr>
-        <w:tblPrEx>
-          <w:tblCellMar>
-            <w:top w:w="0" w:type="dxa"/>
-            <w:bottom w:w="0" w:type="dxa"/>
-          </w:tblCellMar>
-        </w:tblPrEx>
         <w:trPr>
           <w:cantSplit/>
         </w:trPr>
@@ -1179,7 +1167,20 @@
         <w:pStyle w:val="heading10"/>
         <w:spacing w:before="320" w:after="160"/>
       </w:pPr>
-      <w:r>
+    </w:p>
+    <w:p>
+      <w:pPr>
+        <w:pStyle w:val="heading10"/>
+        <w:spacing w:before="320" w:after="160"/>
+      </w:pPr>
+    </w:p>
+    <w:p>
+      <w:pPr>
+        <w:pStyle w:val="heading10"/>
+        <w:spacing w:before="320" w:after="160"/>
+      </w:pPr>
+      <w:r>
+        <w:lastRenderedPageBreak/>
         <w:t>2. Home Screen Overview</w:t>
       </w:r>
     </w:p>
@@ -1217,7 +1218,6 @@
         <w:rPr>
           <w:noProof/>
         </w:rPr>
-        <w:lastRenderedPageBreak/>
         <mc:AlternateContent>
           <mc:Choice Requires="wps">
             <w:drawing>
@@ -1640,7 +1640,6 @@
           <mc:Fallback>
             <w:pict>
               <v:shape w14:anchorId="707AB466" id="Text Box 1" o:spid="_x0000_s1028" type="#_x0000_t202" style="position:absolute;left:0;text-align:left;margin-left:0;margin-top:0;width:2in;height:2in;z-index:251663360;visibility:visible;mso-wrap-style:none;mso-wrap-distance-left:9pt;mso-wrap-distance-top:0;mso-wrap-distance-right:9pt;mso-wrap-distance-bottom:0;mso-position-horizontal:absolute;mso-position-horizontal-relative:text;mso-position-vertical:absolute;mso-position-vertical-relative:text;v-text-anchor:top" o:gfxdata="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" filled="f" strokeweight=".5pt">
-                <v:fill o:detectmouseclick="t"/>
                 <v:textbox style="mso-fit-shape-to-text:t">
                   <w:txbxContent>
                     <w:p>
@@ -1803,12 +1802,6 @@
         <w:gridCol w:w="6560"/>
       </w:tblGrid>
       <w:tr>
-        <w:tblPrEx>
-          <w:tblCellMar>
-            <w:top w:w="0" w:type="dxa"/>
-            <w:bottom w:w="0" w:type="dxa"/>
-          </w:tblCellMar>
-        </w:tblPrEx>
         <w:trPr>
           <w:cantSplit/>
           <w:tblHeader/>
@@ -1875,12 +1868,6 @@
         </w:tc>
       </w:tr>
       <w:tr>
-        <w:tblPrEx>
-          <w:tblCellMar>
-            <w:top w:w="0" w:type="dxa"/>
-            <w:bottom w:w="0" w:type="dxa"/>
-          </w:tblCellMar>
-        </w:tblPrEx>
         <w:trPr>
           <w:cantSplit/>
         </w:trPr>
@@ -1964,12 +1951,6 @@
         </w:tc>
       </w:tr>
       <w:tr>
-        <w:tblPrEx>
-          <w:tblCellMar>
-            <w:top w:w="0" w:type="dxa"/>
-            <w:bottom w:w="0" w:type="dxa"/>
-          </w:tblCellMar>
-        </w:tblPrEx>
         <w:trPr>
           <w:cantSplit/>
         </w:trPr>
@@ -2027,12 +2008,6 @@
         </w:tc>
       </w:tr>
       <w:tr>
-        <w:tblPrEx>
-          <w:tblCellMar>
-            <w:top w:w="0" w:type="dxa"/>
-            <w:bottom w:w="0" w:type="dxa"/>
-          </w:tblCellMar>
-        </w:tblPrEx>
         <w:trPr>
           <w:cantSplit/>
         </w:trPr>
@@ -2090,12 +2065,6 @@
         </w:tc>
       </w:tr>
       <w:tr>
-        <w:tblPrEx>
-          <w:tblCellMar>
-            <w:top w:w="0" w:type="dxa"/>
-            <w:bottom w:w="0" w:type="dxa"/>
-          </w:tblCellMar>
-        </w:tblPrEx>
         <w:trPr>
           <w:cantSplit/>
         </w:trPr>
@@ -2153,12 +2122,6 @@
         </w:tc>
       </w:tr>
       <w:tr>
-        <w:tblPrEx>
-          <w:tblCellMar>
-            <w:top w:w="0" w:type="dxa"/>
-            <w:bottom w:w="0" w:type="dxa"/>
-          </w:tblCellMar>
-        </w:tblPrEx>
         <w:trPr>
           <w:cantSplit/>
         </w:trPr>
@@ -2348,7 +2311,20 @@
         <w:pStyle w:val="heading10"/>
         <w:spacing w:before="320" w:after="160"/>
       </w:pPr>
-      <w:r>
+    </w:p>
+    <w:p>
+      <w:pPr>
+        <w:pStyle w:val="heading10"/>
+        <w:spacing w:before="320" w:after="160"/>
+      </w:pPr>
+    </w:p>
+    <w:p>
+      <w:pPr>
+        <w:pStyle w:val="heading10"/>
+        <w:spacing w:before="320" w:after="160"/>
+      </w:pPr>
+      <w:r>
+        <w:lastRenderedPageBreak/>
         <w:t>3. Using Text Chat</w:t>
       </w:r>
     </w:p>
@@ -2399,7 +2375,6 @@
         <w:rPr>
           <w:noProof/>
         </w:rPr>
-        <w:lastRenderedPageBreak/>
         <mc:AlternateContent>
           <mc:Choice Requires="wps">
             <w:drawing>
@@ -2863,12 +2838,6 @@
         <w:gridCol w:w="9360"/>
       </w:tblGrid>
       <w:tr>
-        <w:tblPrEx>
-          <w:tblCellMar>
-            <w:top w:w="0" w:type="dxa"/>
-            <w:bottom w:w="0" w:type="dxa"/>
-          </w:tblCellMar>
-        </w:tblPrEx>
         <w:trPr>
           <w:cantSplit/>
         </w:trPr>
@@ -3002,7 +2971,56 @@
         <w:pStyle w:val="heading10"/>
         <w:spacing w:before="320" w:after="160"/>
       </w:pPr>
-      <w:r>
+    </w:p>
+    <w:p>
+      <w:pPr>
+        <w:pStyle w:val="heading10"/>
+        <w:spacing w:before="320" w:after="160"/>
+      </w:pPr>
+    </w:p>
+    <w:p>
+      <w:pPr>
+        <w:pStyle w:val="heading10"/>
+        <w:spacing w:before="320" w:after="160"/>
+      </w:pPr>
+    </w:p>
+    <w:p>
+      <w:pPr>
+        <w:pStyle w:val="heading10"/>
+        <w:spacing w:before="320" w:after="160"/>
+      </w:pPr>
+    </w:p>
+    <w:p>
+      <w:pPr>
+        <w:pStyle w:val="heading10"/>
+        <w:spacing w:before="320" w:after="160"/>
+      </w:pPr>
+    </w:p>
+    <w:p>
+      <w:pPr>
+        <w:pStyle w:val="heading10"/>
+        <w:spacing w:before="320" w:after="160"/>
+      </w:pPr>
+    </w:p>
+    <w:p>
+      <w:pPr>
+        <w:pStyle w:val="heading10"/>
+        <w:spacing w:before="320" w:after="160"/>
+      </w:pPr>
+    </w:p>
+    <w:p>
+      <w:pPr>
+        <w:pStyle w:val="heading10"/>
+        <w:spacing w:before="320" w:after="160"/>
+      </w:pPr>
+    </w:p>
+    <w:p>
+      <w:pPr>
+        <w:pStyle w:val="heading10"/>
+        <w:spacing w:before="320" w:after="160"/>
+      </w:pPr>
+      <w:r>
+        <w:lastRenderedPageBreak/>
         <w:t>4. Switching Between Text and Voice</w:t>
       </w:r>
     </w:p>
@@ -3039,12 +3057,6 @@
         <w:gridCol w:w="9360"/>
       </w:tblGrid>
       <w:tr>
-        <w:tblPrEx>
-          <w:tblCellMar>
-            <w:top w:w="0" w:type="dxa"/>
-            <w:bottom w:w="0" w:type="dxa"/>
-          </w:tblCellMar>
-        </w:tblPrEx>
         <w:trPr>
           <w:cantSplit/>
         </w:trPr>
@@ -3163,7 +3175,6 @@
         <w:rPr>
           <w:noProof/>
         </w:rPr>
-        <w:lastRenderedPageBreak/>
         <mc:AlternateContent>
           <mc:Choice Requires="wps">
             <w:drawing>
@@ -3658,12 +3669,6 @@
         <w:gridCol w:w="9360"/>
       </w:tblGrid>
       <w:tr>
-        <w:tblPrEx>
-          <w:tblCellMar>
-            <w:top w:w="0" w:type="dxa"/>
-            <w:bottom w:w="0" w:type="dxa"/>
-          </w:tblCellMar>
-        </w:tblPrEx>
         <w:trPr>
           <w:cantSplit/>
         </w:trPr>
@@ -3716,7 +3721,26 @@
         <w:pStyle w:val="heading10"/>
         <w:spacing w:before="320" w:after="160"/>
       </w:pPr>
-      <w:r>
+    </w:p>
+    <w:p>
+      <w:pPr>
+        <w:pStyle w:val="heading10"/>
+        <w:spacing w:before="320" w:after="160"/>
+      </w:pPr>
+    </w:p>
+    <w:p>
+      <w:pPr>
+        <w:pStyle w:val="heading10"/>
+        <w:spacing w:before="320" w:after="160"/>
+      </w:pPr>
+    </w:p>
+    <w:p>
+      <w:pPr>
+        <w:pStyle w:val="heading10"/>
+        <w:spacing w:before="320" w:after="160"/>
+      </w:pPr>
+      <w:r>
+        <w:lastRenderedPageBreak/>
         <w:t>5. Using Voice Chat</w:t>
       </w:r>
     </w:p>
@@ -3764,7 +3788,6 @@
         <w:rPr>
           <w:noProof/>
         </w:rPr>
-        <w:lastRenderedPageBreak/>
         <mc:AlternateContent>
           <mc:Choice Requires="wps">
             <w:drawing>
@@ -4027,12 +4050,6 @@
         <w:gridCol w:w="9360"/>
       </w:tblGrid>
       <w:tr>
-        <w:tblPrEx>
-          <w:tblCellMar>
-            <w:top w:w="0" w:type="dxa"/>
-            <w:bottom w:w="0" w:type="dxa"/>
-          </w:tblCellMar>
-        </w:tblPrEx>
         <w:trPr>
           <w:cantSplit/>
         </w:trPr>
@@ -4513,6 +4530,7 @@
           <w:szCs w:val="18"/>
           <w:lang w:val="en-US"/>
         </w:rPr>
+        <w:lastRenderedPageBreak/>
         <w:t>Roadie Ranger speaking its response, with the audio player showing playback progress.</w:t>
       </w:r>
     </w:p>
@@ -4539,12 +4557,6 @@
         <w:gridCol w:w="6960"/>
       </w:tblGrid>
       <w:tr>
-        <w:tblPrEx>
-          <w:tblCellMar>
-            <w:top w:w="0" w:type="dxa"/>
-            <w:bottom w:w="0" w:type="dxa"/>
-          </w:tblCellMar>
-        </w:tblPrEx>
         <w:trPr>
           <w:cantSplit/>
           <w:tblHeader/>
@@ -4611,12 +4623,6 @@
         </w:tc>
       </w:tr>
       <w:tr>
-        <w:tblPrEx>
-          <w:tblCellMar>
-            <w:top w:w="0" w:type="dxa"/>
-            <w:bottom w:w="0" w:type="dxa"/>
-          </w:tblCellMar>
-        </w:tblPrEx>
         <w:trPr>
           <w:cantSplit/>
         </w:trPr>
@@ -4674,12 +4680,6 @@
         </w:tc>
       </w:tr>
       <w:tr>
-        <w:tblPrEx>
-          <w:tblCellMar>
-            <w:top w:w="0" w:type="dxa"/>
-            <w:bottom w:w="0" w:type="dxa"/>
-          </w:tblCellMar>
-        </w:tblPrEx>
         <w:trPr>
           <w:cantSplit/>
         </w:trPr>
@@ -4705,7 +4705,6 @@
               <w:rPr>
                 <w:color w:val="222222"/>
               </w:rPr>
-              <w:lastRenderedPageBreak/>
               <w:t>listening / thinking</w:t>
             </w:r>
           </w:p>
@@ -4755,12 +4754,6 @@
         </w:tc>
       </w:tr>
       <w:tr>
-        <w:tblPrEx>
-          <w:tblCellMar>
-            <w:top w:w="0" w:type="dxa"/>
-            <w:bottom w:w="0" w:type="dxa"/>
-          </w:tblCellMar>
-        </w:tblPrEx>
         <w:trPr>
           <w:cantSplit/>
         </w:trPr>
@@ -4835,12 +4828,6 @@
         </w:tc>
       </w:tr>
       <w:tr>
-        <w:tblPrEx>
-          <w:tblCellMar>
-            <w:top w:w="0" w:type="dxa"/>
-            <w:bottom w:w="0" w:type="dxa"/>
-          </w:tblCellMar>
-        </w:tblPrEx>
         <w:trPr>
           <w:cantSplit/>
         </w:trPr>
@@ -4960,7 +4947,74 @@
         <w:pStyle w:val="heading10"/>
         <w:spacing w:before="320" w:after="160"/>
       </w:pPr>
-      <w:r>
+    </w:p>
+    <w:p>
+      <w:pPr>
+        <w:pStyle w:val="heading10"/>
+        <w:spacing w:before="320" w:after="160"/>
+      </w:pPr>
+    </w:p>
+    <w:p>
+      <w:pPr>
+        <w:pStyle w:val="heading10"/>
+        <w:spacing w:before="320" w:after="160"/>
+      </w:pPr>
+    </w:p>
+    <w:p>
+      <w:pPr>
+        <w:pStyle w:val="heading10"/>
+        <w:spacing w:before="320" w:after="160"/>
+      </w:pPr>
+    </w:p>
+    <w:p>
+      <w:pPr>
+        <w:pStyle w:val="heading10"/>
+        <w:spacing w:before="320" w:after="160"/>
+      </w:pPr>
+    </w:p>
+    <w:p>
+      <w:pPr>
+        <w:pStyle w:val="heading10"/>
+        <w:spacing w:before="320" w:after="160"/>
+      </w:pPr>
+    </w:p>
+    <w:p>
+      <w:pPr>
+        <w:pStyle w:val="heading10"/>
+        <w:spacing w:before="320" w:after="160"/>
+      </w:pPr>
+    </w:p>
+    <w:p>
+      <w:pPr>
+        <w:pStyle w:val="heading10"/>
+        <w:spacing w:before="320" w:after="160"/>
+      </w:pPr>
+    </w:p>
+    <w:p>
+      <w:pPr>
+        <w:pStyle w:val="heading10"/>
+        <w:spacing w:before="320" w:after="160"/>
+      </w:pPr>
+    </w:p>
+    <w:p>
+      <w:pPr>
+        <w:pStyle w:val="heading10"/>
+        <w:spacing w:before="320" w:after="160"/>
+      </w:pPr>
+    </w:p>
+    <w:p>
+      <w:pPr>
+        <w:pStyle w:val="heading10"/>
+        <w:spacing w:before="320" w:after="160"/>
+      </w:pPr>
+    </w:p>
+    <w:p>
+      <w:pPr>
+        <w:pStyle w:val="heading10"/>
+        <w:spacing w:before="320" w:after="160"/>
+      </w:pPr>
+      <w:r>
+        <w:lastRenderedPageBreak/>
         <w:t>6. Your Profile and Signing Out</w:t>
       </w:r>
     </w:p>
@@ -5286,7 +5340,6 @@
           <w:szCs w:val="18"/>
           <w:lang w:val="en-US"/>
         </w:rPr>
-        <w:lastRenderedPageBreak/>
         <w:t>Profile menu, opened from the home screen.</w:t>
       </w:r>
     </w:p>
@@ -5312,12 +5365,6 @@
         <w:gridCol w:w="9360"/>
       </w:tblGrid>
       <w:tr>
-        <w:tblPrEx>
-          <w:tblCellMar>
-            <w:top w:w="0" w:type="dxa"/>
-            <w:bottom w:w="0" w:type="dxa"/>
-          </w:tblCellMar>
-        </w:tblPrEx>
         <w:trPr>
           <w:cantSplit/>
         </w:trPr>
@@ -5369,7 +5416,38 @@
         <w:pStyle w:val="heading10"/>
         <w:spacing w:before="320" w:after="160"/>
       </w:pPr>
-      <w:r>
+    </w:p>
+    <w:p>
+      <w:pPr>
+        <w:pStyle w:val="heading10"/>
+        <w:spacing w:before="320" w:after="160"/>
+      </w:pPr>
+    </w:p>
+    <w:p>
+      <w:pPr>
+        <w:pStyle w:val="heading10"/>
+        <w:spacing w:before="320" w:after="160"/>
+      </w:pPr>
+    </w:p>
+    <w:p>
+      <w:pPr>
+        <w:pStyle w:val="heading10"/>
+        <w:spacing w:before="320" w:after="160"/>
+      </w:pPr>
+    </w:p>
+    <w:p>
+      <w:pPr>
+        <w:pStyle w:val="heading10"/>
+        <w:spacing w:before="320" w:after="160"/>
+      </w:pPr>
+    </w:p>
+    <w:p>
+      <w:pPr>
+        <w:pStyle w:val="heading10"/>
+        <w:spacing w:before="320" w:after="160"/>
+      </w:pPr>
+      <w:r>
+        <w:lastRenderedPageBreak/>
         <w:t>7. Quick Reference &amp; Helpful Tips</w:t>
       </w:r>
     </w:p>
@@ -5404,12 +5482,6 @@
         <w:gridCol w:w="6160"/>
       </w:tblGrid>
       <w:tr>
-        <w:tblPrEx>
-          <w:tblCellMar>
-            <w:top w:w="0" w:type="dxa"/>
-            <w:bottom w:w="0" w:type="dxa"/>
-          </w:tblCellMar>
-        </w:tblPrEx>
         <w:trPr>
           <w:cantSplit/>
           <w:tblHeader/>
@@ -5476,12 +5548,6 @@
         </w:tc>
       </w:tr>
       <w:tr>
-        <w:tblPrEx>
-          <w:tblCellMar>
-            <w:top w:w="0" w:type="dxa"/>
-            <w:bottom w:w="0" w:type="dxa"/>
-          </w:tblCellMar>
-        </w:tblPrEx>
         <w:trPr>
           <w:cantSplit/>
         </w:trPr>
@@ -5540,12 +5606,6 @@
         </w:tc>
       </w:tr>
       <w:tr>
-        <w:tblPrEx>
-          <w:tblCellMar>
-            <w:top w:w="0" w:type="dxa"/>
-            <w:bottom w:w="0" w:type="dxa"/>
-          </w:tblCellMar>
-        </w:tblPrEx>
         <w:trPr>
           <w:cantSplit/>
         </w:trPr>
@@ -5604,12 +5664,6 @@
         </w:tc>
       </w:tr>
       <w:tr>
-        <w:tblPrEx>
-          <w:tblCellMar>
-            <w:top w:w="0" w:type="dxa"/>
-            <w:bottom w:w="0" w:type="dxa"/>
-          </w:tblCellMar>
-        </w:tblPrEx>
         <w:trPr>
           <w:cantSplit/>
         </w:trPr>
@@ -5667,12 +5721,6 @@
         </w:tc>
       </w:tr>
       <w:tr>
-        <w:tblPrEx>
-          <w:tblCellMar>
-            <w:top w:w="0" w:type="dxa"/>
-            <w:bottom w:w="0" w:type="dxa"/>
-          </w:tblCellMar>
-        </w:tblPrEx>
         <w:trPr>
           <w:cantSplit/>
         </w:trPr>
@@ -5730,12 +5778,6 @@
         </w:tc>
       </w:tr>
       <w:tr>
-        <w:tblPrEx>
-          <w:tblCellMar>
-            <w:top w:w="0" w:type="dxa"/>
-            <w:bottom w:w="0" w:type="dxa"/>
-          </w:tblCellMar>
-        </w:tblPrEx>
         <w:trPr>
           <w:cantSplit/>
         </w:trPr>
@@ -5794,12 +5836,6 @@
         </w:tc>
       </w:tr>
       <w:tr>
-        <w:tblPrEx>
-          <w:tblCellMar>
-            <w:top w:w="0" w:type="dxa"/>
-            <w:bottom w:w="0" w:type="dxa"/>
-          </w:tblCellMar>
-        </w:tblPrEx>
         <w:trPr>
           <w:cantSplit/>
         </w:trPr>
@@ -5857,12 +5893,6 @@
         </w:tc>
       </w:tr>
       <w:tr>
-        <w:tblPrEx>
-          <w:tblCellMar>
-            <w:top w:w="0" w:type="dxa"/>
-            <w:bottom w:w="0" w:type="dxa"/>
-          </w:tblCellMar>
-        </w:tblPrEx>
         <w:trPr>
           <w:cantSplit/>
         </w:trPr>
@@ -5937,12 +5967,6 @@
         </w:tc>
       </w:tr>
       <w:tr>
-        <w:tblPrEx>
-          <w:tblCellMar>
-            <w:top w:w="0" w:type="dxa"/>
-            <w:bottom w:w="0" w:type="dxa"/>
-          </w:tblCellMar>
-        </w:tblPrEx>
         <w:trPr>
           <w:cantSplit/>
         </w:trPr>
@@ -6086,12 +6110,6 @@
         <w:gridCol w:w="9360"/>
       </w:tblGrid>
       <w:tr>
-        <w:tblPrEx>
-          <w:tblCellMar>
-            <w:top w:w="0" w:type="dxa"/>
-            <w:bottom w:w="0" w:type="dxa"/>
-          </w:tblCellMar>
-        </w:tblPrEx>
         <w:trPr>
           <w:cantSplit/>
         </w:trPr>
@@ -8058,4 +8076,10 @@
     </a:ext>
   </a:extLst>
 </a:theme>
+</file>
+
+<file path=docMetadata/LabelInfo.xml><?xml version="1.0" encoding="utf-8"?>
+<clbl:labelList xmlns:clbl="http://schemas.microsoft.com/office/2020/mipLabelMetadata">
+  <clbl:label id="{79c0f8d9-f033-4471-8268-c49ae7dfa1b2}" enabled="0" method="" siteId="{79c0f8d9-f033-4471-8268-c49ae7dfa1b2}" removed="1"/>
+</clbl:labelList>
 </file>
--- a/Roadie_Ranger_User_Guide.docx
+++ b/Roadie_Ranger_User_Guide.docx
@@ -2756,15 +2756,12 @@
         <w:jc w:val="center"/>
       </w:pPr>
       <w:r>
-        <w:rPr>
-          <w:noProof/>
-        </w:rPr>
         <w:lastRenderedPageBreak/>
         <w:drawing>
-          <wp:inline distT="0" distB="0" distL="0" distR="0" wp14:anchorId="47360D7F" wp14:editId="07777777">
-            <wp:extent cx="5334000" cy="2752725"/>
-            <wp:effectExtent l="0" t="0" r="0" b="0"/>
-            <wp:docPr id="1724086338" name="Screenshot" descr="Example: asking about a damaged gift card PIN and receiving step-by-step instructions." title="Example: asking about a damaged gift card PIN and receiving step-by-step instructions."/>
+          <wp:inline distT="0" distB="0" distL="0" distR="0" wp14:anchorId="74749164" wp14:editId="2AA52E4D">
+            <wp:extent cx="5670550" cy="3492500"/>
+            <wp:effectExtent l="0" t="0" r="6350" b="0"/>
+            <wp:docPr id="809869524" name="Picture 1"/>
             <wp:cNvGraphicFramePr>
               <a:graphicFrameLocks xmlns:a="http://schemas.openxmlformats.org/drawingml/2006/main" noChangeAspect="1"/>
             </wp:cNvGraphicFramePr>
@@ -2772,22 +2769,19 @@
               <a:graphicData uri="http://schemas.openxmlformats.org/drawingml/2006/picture">
                 <pic:pic xmlns:pic="http://schemas.openxmlformats.org/drawingml/2006/picture">
                   <pic:nvPicPr>
-                    <pic:cNvPr id="0" name=""/>
-                    <pic:cNvPicPr>
-                      <a:picLocks noChangeAspect="1" noChangeArrowheads="1"/>
-                    </pic:cNvPicPr>
+                    <pic:cNvPr id="809869524" name=""/>
+                    <pic:cNvPicPr/>
                   </pic:nvPicPr>
                   <pic:blipFill>
                     <a:blip r:embed="rId13"/>
-                    <a:srcRect/>
                     <a:stretch>
                       <a:fillRect/>
                     </a:stretch>
                   </pic:blipFill>
-                  <pic:spPr bwMode="auto">
+                  <pic:spPr>
                     <a:xfrm>
                       <a:off x="0" y="0"/>
-                      <a:ext cx="5334000" cy="2752725"/>
+                      <a:ext cx="5670550" cy="3492500"/>
                     </a:xfrm>
                     <a:prstGeom prst="rect">
                       <a:avLst/>
@@ -2965,18 +2959,6 @@
       <w:r>
         <w:t>Scroll down if the answer looks cut off — there may be more below.</w:t>
       </w:r>
-    </w:p>
-    <w:p>
-      <w:pPr>
-        <w:pStyle w:val="heading10"/>
-        <w:spacing w:before="320" w:after="160"/>
-      </w:pPr>
-    </w:p>
-    <w:p>
-      <w:pPr>
-        <w:pStyle w:val="heading10"/>
-        <w:spacing w:before="320" w:after="160"/>
-      </w:pPr>
     </w:p>
     <w:p>
       <w:pPr>
@@ -4128,13 +4110,13 @@
         <mc:AlternateContent>
           <mc:Choice Requires="wps">
             <w:drawing>
-              <wp:anchor distT="0" distB="0" distL="114300" distR="114300" simplePos="0" relativeHeight="251677696" behindDoc="0" locked="0" layoutInCell="1" allowOverlap="1" wp14:anchorId="71AA875C" wp14:editId="7408AFA8">
+              <wp:anchor distT="0" distB="0" distL="114300" distR="114300" simplePos="0" relativeHeight="251677696" behindDoc="0" locked="0" layoutInCell="1" allowOverlap="1" wp14:anchorId="71AA875C" wp14:editId="769E8531">
                 <wp:simplePos x="0" y="0"/>
                 <wp:positionH relativeFrom="column">
-                  <wp:posOffset>1968500</wp:posOffset>
+                  <wp:posOffset>1974850</wp:posOffset>
                 </wp:positionH>
                 <wp:positionV relativeFrom="paragraph">
-                  <wp:posOffset>2225675</wp:posOffset>
+                  <wp:posOffset>2327275</wp:posOffset>
                 </wp:positionV>
                 <wp:extent cx="762000" cy="241300"/>
                 <wp:effectExtent l="0" t="0" r="19050" b="25400"/>
@@ -4198,7 +4180,7 @@
           </mc:Choice>
           <mc:Fallback>
             <w:pict>
-              <v:shape w14:anchorId="71AA875C" id="Text Box 16" o:spid="_x0000_s1032" type="#_x0000_t202" style="position:absolute;left:0;text-align:left;margin-left:155pt;margin-top:175.25pt;width:60pt;height:19pt;z-index:251677696;visibility:visible;mso-wrap-style:square;mso-height-percent:0;mso-wrap-distance-left:9pt;mso-wrap-distance-top:0;mso-wrap-distance-right:9pt;mso-wrap-distance-bottom:0;mso-position-horizontal:absolute;mso-position-horizontal-relative:text;mso-position-vertical:absolute;mso-position-vertical-relative:text;mso-height-percent:0;mso-height-relative:margin;v-text-anchor:top" o:gfxdata="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" fillcolor="white [3201]" strokeweight=".5pt">
+              <v:shape w14:anchorId="71AA875C" id="Text Box 16" o:spid="_x0000_s1032" type="#_x0000_t202" style="position:absolute;left:0;text-align:left;margin-left:155.5pt;margin-top:183.25pt;width:60pt;height:19pt;z-index:251677696;visibility:visible;mso-wrap-style:square;mso-height-percent:0;mso-wrap-distance-left:9pt;mso-wrap-distance-top:0;mso-wrap-distance-right:9pt;mso-wrap-distance-bottom:0;mso-position-horizontal:absolute;mso-position-horizontal-relative:text;mso-position-vertical:absolute;mso-position-vertical-relative:text;mso-height-percent:0;mso-height-relative:margin;v-text-anchor:top" o:gfxdata="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" fillcolor="white [3201]" strokeweight=".5pt">
                 <v:textbox>
                   <w:txbxContent>
                     <w:p>
@@ -4230,13 +4212,13 @@
         <mc:AlternateContent>
           <mc:Choice Requires="wps">
             <w:drawing>
-              <wp:anchor distT="0" distB="0" distL="114300" distR="114300" simplePos="0" relativeHeight="251676672" behindDoc="0" locked="0" layoutInCell="1" allowOverlap="1" wp14:anchorId="2938D1A3" wp14:editId="39CCDBC1">
+              <wp:anchor distT="0" distB="0" distL="114300" distR="114300" simplePos="0" relativeHeight="251676672" behindDoc="0" locked="0" layoutInCell="1" allowOverlap="1" wp14:anchorId="2938D1A3" wp14:editId="225BA3C2">
                 <wp:simplePos x="0" y="0"/>
                 <wp:positionH relativeFrom="column">
-                  <wp:posOffset>704850</wp:posOffset>
+                  <wp:posOffset>806450</wp:posOffset>
                 </wp:positionH>
                 <wp:positionV relativeFrom="paragraph">
-                  <wp:posOffset>2149475</wp:posOffset>
+                  <wp:posOffset>2314575</wp:posOffset>
                 </wp:positionV>
                 <wp:extent cx="717550" cy="317500"/>
                 <wp:effectExtent l="0" t="0" r="25400" b="25400"/>
@@ -4303,7 +4285,7 @@
           </mc:Choice>
           <mc:Fallback>
             <w:pict>
-              <v:shape w14:anchorId="2938D1A3" id="Text Box 15" o:spid="_x0000_s1033" type="#_x0000_t202" style="position:absolute;left:0;text-align:left;margin-left:55.5pt;margin-top:169.25pt;width:56.5pt;height:25pt;z-index:251676672;visibility:visible;mso-wrap-style:square;mso-width-percent:0;mso-height-percent:0;mso-wrap-distance-left:9pt;mso-wrap-distance-top:0;mso-wrap-distance-right:9pt;mso-wrap-distance-bottom:0;mso-position-horizontal:absolute;mso-position-horizontal-relative:text;mso-position-vertical:absolute;mso-position-vertical-relative:text;mso-width-percent:0;mso-height-percent:0;mso-width-relative:margin;mso-height-relative:margin;v-text-anchor:top" o:gfxdata="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" fillcolor="white [3201]" strokeweight=".5pt">
+              <v:shape w14:anchorId="2938D1A3" id="Text Box 15" o:spid="_x0000_s1033" type="#_x0000_t202" style="position:absolute;left:0;text-align:left;margin-left:63.5pt;margin-top:182.25pt;width:56.5pt;height:25pt;z-index:251676672;visibility:visible;mso-wrap-style:square;mso-width-percent:0;mso-height-percent:0;mso-wrap-distance-left:9pt;mso-wrap-distance-top:0;mso-wrap-distance-right:9pt;mso-wrap-distance-bottom:0;mso-position-horizontal:absolute;mso-position-horizontal-relative:text;mso-position-vertical:absolute;mso-position-vertical-relative:text;mso-width-percent:0;mso-height-percent:0;mso-width-relative:margin;mso-height-relative:margin;v-text-anchor:top" o:gfxdata="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" fillcolor="white [3201]" strokeweight=".5pt">
                 <v:textbox>
                   <w:txbxContent>
                     <w:p>
@@ -4335,13 +4317,13 @@
         <mc:AlternateContent>
           <mc:Choice Requires="wps">
             <w:drawing>
-              <wp:anchor distT="0" distB="0" distL="114300" distR="114300" simplePos="0" relativeHeight="251674624" behindDoc="0" locked="0" layoutInCell="1" allowOverlap="1" wp14:anchorId="56A0D46B" wp14:editId="63EAA5A1">
+              <wp:anchor distT="0" distB="0" distL="114300" distR="114300" simplePos="0" relativeHeight="251674624" behindDoc="0" locked="0" layoutInCell="1" allowOverlap="1" wp14:anchorId="56A0D46B" wp14:editId="34863A8F">
                 <wp:simplePos x="0" y="0"/>
                 <wp:positionH relativeFrom="column">
-                  <wp:posOffset>1466850</wp:posOffset>
+                  <wp:posOffset>1612900</wp:posOffset>
                 </wp:positionH>
                 <wp:positionV relativeFrom="paragraph">
-                  <wp:posOffset>1978025</wp:posOffset>
+                  <wp:posOffset>2073275</wp:posOffset>
                 </wp:positionV>
                 <wp:extent cx="127000" cy="234950"/>
                 <wp:effectExtent l="0" t="38100" r="63500" b="31750"/>
@@ -4393,7 +4375,11 @@
           </mc:Choice>
           <mc:Fallback>
             <w:pict>
-              <v:shape w14:anchorId="3A1777FF" id="Straight Arrow Connector 13" o:spid="_x0000_s1026" type="#_x0000_t32" style="position:absolute;margin-left:115.5pt;margin-top:155.75pt;width:10pt;height:18.5pt;flip:y;z-index:251674624;visibility:visible;mso-wrap-style:square;mso-width-percent:0;mso-height-percent:0;mso-wrap-distance-left:9pt;mso-wrap-distance-top:0;mso-wrap-distance-right:9pt;mso-wrap-distance-bottom:0;mso-position-horizontal:absolute;mso-position-horizontal-relative:text;mso-position-vertical:absolute;mso-position-vertical-relative:text;mso-width-percent:0;mso-height-percent:0;mso-width-relative:margin;mso-height-relative:margin" o:gfxdata="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" strokecolor="#156082 [3204]" strokeweight="1.5pt">
+              <v:shapetype w14:anchorId="613C81D6" id="_x0000_t32" coordsize="21600,21600" o:spt="32" o:oned="t" path="m,l21600,21600e" filled="f">
+                <v:path arrowok="t" fillok="f" o:connecttype="none"/>
+                <o:lock v:ext="edit" shapetype="t"/>
+              </v:shapetype>
+              <v:shape id="Straight Arrow Connector 13" o:spid="_x0000_s1026" type="#_x0000_t32" style="position:absolute;margin-left:127pt;margin-top:163.25pt;width:10pt;height:18.5pt;flip:y;z-index:251674624;visibility:visible;mso-wrap-style:square;mso-width-percent:0;mso-height-percent:0;mso-wrap-distance-left:9pt;mso-wrap-distance-top:0;mso-wrap-distance-right:9pt;mso-wrap-distance-bottom:0;mso-position-horizontal:absolute;mso-position-horizontal-relative:text;mso-position-vertical:absolute;mso-position-vertical-relative:text;mso-width-percent:0;mso-height-percent:0;mso-width-relative:margin;mso-height-relative:margin" o:gfxdata="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" strokecolor="#156082 [3204]" strokeweight="1.5pt">
                 <v:stroke endarrow="block" joinstyle="miter"/>
               </v:shape>
             </w:pict>
@@ -4407,13 +4393,13 @@
         <mc:AlternateContent>
           <mc:Choice Requires="wps">
             <w:drawing>
-              <wp:anchor distT="0" distB="0" distL="114300" distR="114300" simplePos="0" relativeHeight="251675648" behindDoc="0" locked="0" layoutInCell="1" allowOverlap="1" wp14:anchorId="7EA04013" wp14:editId="327EADC2">
+              <wp:anchor distT="0" distB="0" distL="114300" distR="114300" simplePos="0" relativeHeight="251675648" behindDoc="0" locked="0" layoutInCell="1" allowOverlap="1" wp14:anchorId="7EA04013" wp14:editId="6CBE02D8">
                 <wp:simplePos x="0" y="0"/>
                 <wp:positionH relativeFrom="column">
-                  <wp:posOffset>1828800</wp:posOffset>
+                  <wp:posOffset>1987550</wp:posOffset>
                 </wp:positionH>
                 <wp:positionV relativeFrom="paragraph">
-                  <wp:posOffset>1990725</wp:posOffset>
+                  <wp:posOffset>2073275</wp:posOffset>
                 </wp:positionV>
                 <wp:extent cx="190500" cy="209550"/>
                 <wp:effectExtent l="38100" t="38100" r="19050" b="19050"/>
@@ -4465,7 +4451,7 @@
           </mc:Choice>
           <mc:Fallback>
             <w:pict>
-              <v:shape w14:anchorId="786FD200" id="Straight Arrow Connector 14" o:spid="_x0000_s1026" type="#_x0000_t32" style="position:absolute;margin-left:2in;margin-top:156.75pt;width:15pt;height:16.5pt;flip:x y;z-index:251675648;visibility:visible;mso-wrap-style:square;mso-width-percent:0;mso-height-percent:0;mso-wrap-distance-left:9pt;mso-wrap-distance-top:0;mso-wrap-distance-right:9pt;mso-wrap-distance-bottom:0;mso-position-horizontal:absolute;mso-position-horizontal-relative:text;mso-position-vertical:absolute;mso-position-vertical-relative:text;mso-width-percent:0;mso-height-percent:0;mso-width-relative:margin;mso-height-relative:margin" o:gfxdata="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" strokecolor="#156082 [3204]" strokeweight="1.5pt">
+              <v:shape w14:anchorId="4A4D81FF" id="Straight Arrow Connector 14" o:spid="_x0000_s1026" type="#_x0000_t32" style="position:absolute;margin-left:156.5pt;margin-top:163.25pt;width:15pt;height:16.5pt;flip:x y;z-index:251675648;visibility:visible;mso-wrap-style:square;mso-width-percent:0;mso-height-percent:0;mso-wrap-distance-left:9pt;mso-wrap-distance-top:0;mso-wrap-distance-right:9pt;mso-wrap-distance-bottom:0;mso-position-horizontal:absolute;mso-position-horizontal-relative:text;mso-position-vertical:absolute;mso-position-vertical-relative:text;mso-width-percent:0;mso-height-percent:0;mso-width-relative:margin;mso-height-relative:margin" o:gfxdata="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" strokecolor="#156082 [3204]" strokeweight="1.5pt">
                 <v:stroke endarrow="block" joinstyle="miter"/>
               </v:shape>
             </w:pict>
@@ -4473,14 +4459,11 @@
         </mc:AlternateContent>
       </w:r>
       <w:r>
-        <w:rPr>
-          <w:noProof/>
-        </w:rPr>
         <w:drawing>
-          <wp:inline distT="0" distB="0" distL="0" distR="0" wp14:anchorId="5FB27ABE" wp14:editId="048EB269">
-            <wp:extent cx="4953000" cy="2609850"/>
-            <wp:effectExtent l="0" t="0" r="0" b="0"/>
-            <wp:docPr id="1160492496" name="Screenshot" descr="Roadie Ranger speaking its response, with the audio player showing playback progress." title="Roadie Ranger speaking its response, with the audio player showing playback progress."/>
+          <wp:inline distT="0" distB="0" distL="0" distR="0" wp14:anchorId="1D68055C" wp14:editId="5D043274">
+            <wp:extent cx="5575300" cy="2609850"/>
+            <wp:effectExtent l="0" t="0" r="6350" b="0"/>
+            <wp:docPr id="1354369429" name="Picture 1"/>
             <wp:cNvGraphicFramePr>
               <a:graphicFrameLocks xmlns:a="http://schemas.openxmlformats.org/drawingml/2006/main" noChangeAspect="1"/>
             </wp:cNvGraphicFramePr>
@@ -4488,22 +4471,19 @@
               <a:graphicData uri="http://schemas.openxmlformats.org/drawingml/2006/picture">
                 <pic:pic xmlns:pic="http://schemas.openxmlformats.org/drawingml/2006/picture">
                   <pic:nvPicPr>
-                    <pic:cNvPr id="0" name=""/>
-                    <pic:cNvPicPr>
-                      <a:picLocks noChangeAspect="1" noChangeArrowheads="1"/>
-                    </pic:cNvPicPr>
+                    <pic:cNvPr id="1354369429" name=""/>
+                    <pic:cNvPicPr/>
                   </pic:nvPicPr>
                   <pic:blipFill>
                     <a:blip r:embed="rId16"/>
-                    <a:srcRect/>
                     <a:stretch>
                       <a:fillRect/>
                     </a:stretch>
                   </pic:blipFill>
-                  <pic:spPr bwMode="auto">
+                  <pic:spPr>
                     <a:xfrm>
                       <a:off x="0" y="0"/>
-                      <a:ext cx="4953000" cy="2609850"/>
+                      <a:ext cx="5575300" cy="2609850"/>
                     </a:xfrm>
                     <a:prstGeom prst="rect">
                       <a:avLst/>
